--- a/javoblar/052.docx
+++ b/javoblar/052.docx
@@ -533,7 +533,7 @@
           <w:sz w:val="28"/>
           <w:szCs w:val="28"/>
         </w:rPr>
-        <w:t xml:space="preserve">SanQvaN № 0090-25 (SEO va JS qo'mitasi qarori; Adliya vazirligida 03.06.2025-yilda 350-raqam bilan ro'yxatga olingan), 55, 56, 65-bandlar. URL: https://lex.uz/en/docs/-7556121. Manba: xayrullokomilov.uz/kutubxona, material № 660.</w:t>
+        <w:t xml:space="preserve">SanQvaN № 0090-25 (SEO va JS qo'mitasi qarori, Toshkent, 05.05.2025, № 8; Adliya vazirligida 03.06.2025-yilda 350-raqam bilan ro'yxatga olingan), 55, 56, 65-bandlar. URL: https://lex.uz/en/docs/-7556121. Manba: xayrullokomilov.uz/kutubxona, material № 660.</w:t>
       </w:r>
     </w:p>
     <w:sectPr>
